--- a/soufu-generator/template.docx
+++ b/soufu-generator/template.docx
@@ -10,21 +10,21 @@
         <w:rPr>
           <w:rFonts w:ascii="Times" w:hAnsi="Times" w:cs="Times"/>
           <w:sz w:val="24"/>
-          <w:sz-cs w:val="24"/>
+          <w:szCs w:val="24"/>
         </w:rPr>
         <w:t xml:space="preserve">令和８年５月２５日</w:t>
       </w:r>
     </w:p>
     <w:p>
       <w:pPr>
-        <w:jc w:val="both"/>
         <w:ind w:first-line="360"/>
+        <w:jc w:val="both"/>
       </w:pPr>
       <w:r>
         <w:rPr>
           <w:rFonts w:ascii="Times" w:hAnsi="Times" w:cs="Times"/>
           <w:sz w:val="36"/>
-          <w:sz-cs w:val="36"/>
+          <w:szCs w:val="36"/>
           <w:u w:val="single"/>
         </w:rPr>
         <w:t xml:space="preserve">荒川　様</w:t>
@@ -32,42 +32,42 @@
     </w:p>
     <w:p>
       <w:pPr>
-        <w:jc w:val="both"/>
         <w:ind w:left="5506" w:first-line="720"/>
-      </w:pPr>
-      <w:r>
-        <w:rPr>
-          <w:rFonts w:ascii="Times" w:hAnsi="Times" w:cs="Times"/>
-          <w:sz w:val="24"/>
-          <w:sz-cs w:val="24"/>
+        <w:jc w:val="both"/>
+      </w:pPr>
+      <w:r>
+        <w:rPr>
+          <w:rFonts w:ascii="Times" w:hAnsi="Times" w:cs="Times"/>
+          <w:sz w:val="24"/>
+          <w:szCs w:val="24"/>
         </w:rPr>
         <w:t xml:space="preserve">大京商事株式会社</w:t>
       </w:r>
     </w:p>
     <w:p>
       <w:pPr>
-        <w:jc w:val="both"/>
         <w:ind w:first-line="6240"/>
-      </w:pPr>
-      <w:r>
-        <w:rPr>
-          <w:rFonts w:ascii="Times" w:hAnsi="Times" w:cs="Times"/>
-          <w:sz w:val="24"/>
-          <w:sz-cs w:val="24"/>
+        <w:jc w:val="both"/>
+      </w:pPr>
+      <w:r>
+        <w:rPr>
+          <w:rFonts w:ascii="Times" w:hAnsi="Times" w:cs="Times"/>
+          <w:sz w:val="24"/>
+          <w:szCs w:val="24"/>
         </w:rPr>
         <w:t xml:space="preserve">専務取締役　　鷲見　慎一　</w:t>
       </w:r>
     </w:p>
     <w:p>
       <w:pPr>
-        <w:jc w:val="both"/>
         <w:ind w:first-line="240"/>
-      </w:pPr>
-      <w:r>
-        <w:rPr>
-          <w:rFonts w:ascii="Times" w:hAnsi="Times" w:cs="Times"/>
-          <w:sz w:val="24"/>
-          <w:sz-cs w:val="24"/>
+        <w:jc w:val="both"/>
+      </w:pPr>
+      <w:r>
+        <w:rPr>
+          <w:rFonts w:ascii="Times" w:hAnsi="Times" w:cs="Times"/>
+          <w:sz w:val="24"/>
+          <w:szCs w:val="24"/>
         </w:rPr>
         <w:t xml:space="preserve">　　　　　　　　　　　　　　　　　　　　　　　　　　　　　　　　　　　　　　大阪市都島区東野田町2-3-14</w:t>
       </w:r>
@@ -80,35 +80,35 @@
         <w:rPr>
           <w:rFonts w:ascii="Times" w:hAnsi="Times" w:cs="Times"/>
           <w:sz w:val="24"/>
-          <w:sz-cs w:val="24"/>
+          <w:szCs w:val="24"/>
         </w:rPr>
         <w:t xml:space="preserve">　　　　　　                                　 　　　　　　　　　　　　　　　　(大京本社ビル７F)</w:t>
       </w:r>
     </w:p>
     <w:p>
       <w:pPr>
-        <w:jc w:val="both"/>
         <w:ind w:first-line="6240"/>
-      </w:pPr>
-      <w:r>
-        <w:rPr>
-          <w:rFonts w:ascii="Times" w:hAnsi="Times" w:cs="Times"/>
-          <w:sz w:val="24"/>
-          <w:sz-cs w:val="24"/>
+        <w:jc w:val="both"/>
+      </w:pPr>
+      <w:r>
+        <w:rPr>
+          <w:rFonts w:ascii="Times" w:hAnsi="Times" w:cs="Times"/>
+          <w:sz w:val="24"/>
+          <w:szCs w:val="24"/>
         </w:rPr>
         <w:t xml:space="preserve">ＴＥＬ　　０６－６３５３－０４１８</w:t>
       </w:r>
     </w:p>
     <w:p>
       <w:pPr>
-        <w:jc w:val="both"/>
         <w:ind w:first-line="6240"/>
-      </w:pPr>
-      <w:r>
-        <w:rPr>
-          <w:rFonts w:ascii="Times" w:hAnsi="Times" w:cs="Times"/>
-          <w:sz w:val="24"/>
-          <w:sz-cs w:val="24"/>
+        <w:jc w:val="both"/>
+      </w:pPr>
+      <w:r>
+        <w:rPr>
+          <w:rFonts w:ascii="Times" w:hAnsi="Times" w:cs="Times"/>
+          <w:sz w:val="24"/>
+          <w:szCs w:val="24"/>
         </w:rPr>
         <w:t xml:space="preserve">ＦＡＸ　　０６－６３５３－０２８０</w:t>
       </w:r>
@@ -121,7 +121,7 @@
         <w:rPr>
           <w:rFonts w:ascii="Times" w:hAnsi="Times" w:cs="Times"/>
           <w:sz w:val="32"/>
-          <w:sz-cs w:val="32"/>
+          <w:szCs w:val="32"/>
         </w:rPr>
         <w:t xml:space="preserve"/>
       </w:r>
@@ -134,7 +134,7 @@
         <w:rPr>
           <w:rFonts w:ascii="Times" w:hAnsi="Times" w:cs="Times"/>
           <w:sz w:val="32"/>
-          <w:sz-cs w:val="32"/>
+          <w:szCs w:val="32"/>
         </w:rPr>
         <w:t xml:space="preserve">書 類　送　付 の 件</w:t>
       </w:r>
@@ -147,7 +147,7 @@
         <w:rPr>
           <w:rFonts w:ascii="Times" w:hAnsi="Times" w:cs="Times"/>
           <w:sz w:val="32"/>
-          <w:sz-cs w:val="32"/>
+          <w:szCs w:val="32"/>
         </w:rPr>
         <w:t xml:space="preserve"/>
       </w:r>
@@ -160,7 +160,7 @@
         <w:rPr>
           <w:rFonts w:ascii="Times" w:hAnsi="Times" w:cs="Times"/>
           <w:sz w:val="32"/>
-          <w:sz-cs w:val="32"/>
+          <w:szCs w:val="32"/>
         </w:rPr>
         <w:t xml:space="preserve">拝啓　時下いよいよご清祥のこととお慶び申し上げます。</w:t>
       </w:r>
@@ -173,7 +173,7 @@
         <w:rPr>
           <w:rFonts w:ascii="Times" w:hAnsi="Times" w:cs="Times"/>
           <w:sz w:val="32"/>
-          <w:sz-cs w:val="32"/>
+          <w:szCs w:val="32"/>
         </w:rPr>
         <w:t xml:space="preserve">平素は何かとご高配を賜り有難く厚くお礼申し上げます。</w:t>
       </w:r>
@@ -186,7 +186,7 @@
         <w:rPr>
           <w:rFonts w:ascii="Times" w:hAnsi="Times" w:cs="Times"/>
           <w:sz w:val="32"/>
-          <w:sz-cs w:val="32"/>
+          <w:szCs w:val="32"/>
         </w:rPr>
         <w:t xml:space="preserve">さて、掲題につき下記の通り添付申し上げますので</w:t>
       </w:r>
@@ -199,7 +199,7 @@
         <w:rPr>
           <w:rFonts w:ascii="Times" w:hAnsi="Times" w:cs="Times"/>
           <w:sz w:val="32"/>
-          <w:sz-cs w:val="32"/>
+          <w:szCs w:val="32"/>
         </w:rPr>
         <w:t xml:space="preserve">ご査収下さいますようお願い申し上げます。　　　　敬具</w:t>
       </w:r>
@@ -212,7 +212,7 @@
         <w:rPr>
           <w:rFonts w:ascii="Times" w:hAnsi="Times" w:cs="Times"/>
           <w:sz w:val="21"/>
-          <w:sz-cs w:val="21"/>
+          <w:szCs w:val="21"/>
         </w:rPr>
         <w:t xml:space="preserve"/>
       </w:r>
@@ -225,7 +225,7 @@
         <w:rPr>
           <w:rFonts w:ascii="Times" w:hAnsi="Times" w:cs="Times"/>
           <w:sz w:val="32"/>
-          <w:sz-cs w:val="32"/>
+          <w:szCs w:val="32"/>
         </w:rPr>
         <w:t xml:space="preserve">記</w:t>
       </w:r>
@@ -238,7 +238,7 @@
         <w:rPr>
           <w:rFonts w:ascii="Times" w:hAnsi="Times" w:cs="Times"/>
           <w:sz w:val="24"/>
-          <w:sz-cs w:val="24"/>
+          <w:szCs w:val="24"/>
         </w:rPr>
         <w:t xml:space="preserve">お世話になります。先日お話あったEVの見積書が届きましたのでお送りいたします。</w:t>
       </w:r>
@@ -251,7 +251,7 @@
         <w:rPr>
           <w:rFonts w:ascii="Times" w:hAnsi="Times" w:cs="Times"/>
           <w:sz w:val="24"/>
-          <w:sz-cs w:val="24"/>
+          <w:szCs w:val="24"/>
         </w:rPr>
         <w:t xml:space="preserve">ご検討よろしくお願いします。</w:t>
       </w:r>
@@ -264,7 +264,7 @@
         <w:rPr>
           <w:rFonts w:ascii="Times" w:hAnsi="Times" w:cs="Times"/>
           <w:sz w:val="24"/>
-          <w:sz-cs w:val="24"/>
+          <w:szCs w:val="24"/>
         </w:rPr>
         <w:t xml:space="preserve"/>
       </w:r>
@@ -277,280 +277,280 @@
         <w:rPr>
           <w:rFonts w:ascii="Times New Roman" w:hAnsi="Times New Roman" w:cs="Times New Roman"/>
           <w:sz w:val="22"/>
-          <w:sz-cs w:val="22"/>
-        </w:rPr>
-        <w:t xml:space="preserve"/>
-      </w:r>
-    </w:p>
-    <w:p>
-      <w:pPr>
-        <w:jc w:val="both"/>
-      </w:pPr>
-      <w:r>
-        <w:rPr>
-          <w:rFonts w:ascii="Times" w:hAnsi="Times" w:cs="Times"/>
-          <w:sz w:val="24"/>
-          <w:sz-cs w:val="24"/>
-        </w:rPr>
-        <w:t xml:space="preserve"/>
-      </w:r>
-    </w:p>
-    <w:p>
-      <w:pPr>
-        <w:jc w:val="both"/>
-      </w:pPr>
-      <w:r>
-        <w:rPr>
-          <w:rFonts w:ascii="Times" w:hAnsi="Times" w:cs="Times"/>
-          <w:sz w:val="24"/>
-          <w:sz-cs w:val="24"/>
-        </w:rPr>
-        <w:t xml:space="preserve"/>
-      </w:r>
-    </w:p>
-    <w:p>
-      <w:pPr>
-        <w:jc w:val="both"/>
-      </w:pPr>
-      <w:r>
-        <w:rPr>
-          <w:rFonts w:ascii="Times" w:hAnsi="Times" w:cs="Times"/>
-          <w:sz w:val="24"/>
-          <w:sz-cs w:val="24"/>
-        </w:rPr>
-        <w:t xml:space="preserve"/>
-      </w:r>
-    </w:p>
-    <w:p>
-      <w:pPr>
-        <w:jc w:val="both"/>
-      </w:pPr>
-      <w:r>
-        <w:rPr>
-          <w:rFonts w:ascii="Times" w:hAnsi="Times" w:cs="Times"/>
-          <w:sz w:val="24"/>
-          <w:sz-cs w:val="24"/>
-        </w:rPr>
-        <w:t xml:space="preserve"/>
-      </w:r>
-    </w:p>
-    <w:p>
-      <w:pPr>
-        <w:jc w:val="both"/>
-      </w:pPr>
-      <w:r>
-        <w:rPr>
-          <w:rFonts w:ascii="Times" w:hAnsi="Times" w:cs="Times"/>
-          <w:sz w:val="24"/>
-          <w:sz-cs w:val="24"/>
-        </w:rPr>
-        <w:t xml:space="preserve"/>
-      </w:r>
-    </w:p>
-    <w:p>
-      <w:pPr>
-        <w:jc w:val="both"/>
-      </w:pPr>
-      <w:r>
-        <w:rPr>
-          <w:rFonts w:ascii="Times" w:hAnsi="Times" w:cs="Times"/>
-          <w:sz w:val="24"/>
-          <w:sz-cs w:val="24"/>
-        </w:rPr>
-        <w:t xml:space="preserve"/>
-      </w:r>
-    </w:p>
-    <w:p>
-      <w:pPr>
-        <w:jc w:val="both"/>
-      </w:pPr>
-      <w:r>
-        <w:rPr>
-          <w:rFonts w:ascii="Times" w:hAnsi="Times" w:cs="Times"/>
-          <w:sz w:val="24"/>
-          <w:sz-cs w:val="24"/>
-        </w:rPr>
-        <w:t xml:space="preserve"/>
-      </w:r>
-    </w:p>
-    <w:p>
-      <w:pPr>
-        <w:jc w:val="both"/>
-      </w:pPr>
-      <w:r>
-        <w:rPr>
-          <w:rFonts w:ascii="Times" w:hAnsi="Times" w:cs="Times"/>
-          <w:sz w:val="24"/>
-          <w:sz-cs w:val="24"/>
-        </w:rPr>
-        <w:t xml:space="preserve"/>
-      </w:r>
-    </w:p>
-    <w:p>
-      <w:pPr>
-        <w:jc w:val="both"/>
-      </w:pPr>
-      <w:r>
-        <w:rPr>
-          <w:rFonts w:ascii="Times" w:hAnsi="Times" w:cs="Times"/>
-          <w:sz w:val="24"/>
-          <w:sz-cs w:val="24"/>
-        </w:rPr>
-        <w:t xml:space="preserve"/>
-      </w:r>
-    </w:p>
-    <w:p>
-      <w:pPr>
-        <w:jc w:val="both"/>
-      </w:pPr>
-      <w:r>
-        <w:rPr>
-          <w:rFonts w:ascii="Times" w:hAnsi="Times" w:cs="Times"/>
-          <w:sz w:val="24"/>
-          <w:sz-cs w:val="24"/>
-        </w:rPr>
-        <w:t xml:space="preserve"/>
-      </w:r>
-    </w:p>
-    <w:p>
-      <w:pPr>
-        <w:jc w:val="both"/>
-      </w:pPr>
-      <w:r>
-        <w:rPr>
-          <w:rFonts w:ascii="Times New Roman" w:hAnsi="Times New Roman" w:cs="Times New Roman"/>
-          <w:sz w:val="21"/>
-          <w:sz-cs w:val="21"/>
-        </w:rPr>
-        <w:t xml:space="preserve"/>
-      </w:r>
-    </w:p>
-    <w:p>
-      <w:pPr>
-        <w:jc w:val="both"/>
-      </w:pPr>
-      <w:r>
-        <w:rPr>
-          <w:rFonts w:ascii="Times New Roman" w:hAnsi="Times New Roman" w:cs="Times New Roman"/>
-          <w:sz w:val="21"/>
-          <w:sz-cs w:val="21"/>
-        </w:rPr>
-        <w:t xml:space="preserve"/>
-      </w:r>
-    </w:p>
-    <w:p>
-      <w:pPr>
-        <w:jc w:val="both"/>
-      </w:pPr>
-      <w:r>
-        <w:rPr>
-          <w:rFonts w:ascii="Times New Roman" w:hAnsi="Times New Roman" w:cs="Times New Roman"/>
-          <w:sz w:val="21"/>
-          <w:sz-cs w:val="21"/>
-        </w:rPr>
-        <w:t xml:space="preserve"/>
-      </w:r>
-    </w:p>
-    <w:p>
-      <w:pPr>
-        <w:jc w:val="both"/>
-      </w:pPr>
-      <w:r>
-        <w:rPr>
-          <w:rFonts w:ascii="Times New Roman" w:hAnsi="Times New Roman" w:cs="Times New Roman"/>
-          <w:sz w:val="21"/>
-          <w:sz-cs w:val="21"/>
-        </w:rPr>
-        <w:t xml:space="preserve"/>
-      </w:r>
-    </w:p>
-    <w:p>
-      <w:pPr>
-        <w:jc w:val="both"/>
-      </w:pPr>
-      <w:r>
-        <w:rPr>
-          <w:rFonts w:ascii="Times New Roman" w:hAnsi="Times New Roman" w:cs="Times New Roman"/>
-          <w:sz w:val="21"/>
-          <w:sz-cs w:val="21"/>
-        </w:rPr>
-        <w:t xml:space="preserve"/>
-      </w:r>
-    </w:p>
-    <w:p>
-      <w:pPr>
-        <w:jc w:val="both"/>
-      </w:pPr>
-      <w:r>
-        <w:rPr>
-          <w:rFonts w:ascii="Times New Roman" w:hAnsi="Times New Roman" w:cs="Times New Roman"/>
-          <w:sz w:val="21"/>
-          <w:sz-cs w:val="21"/>
-        </w:rPr>
-        <w:t xml:space="preserve"/>
-      </w:r>
-    </w:p>
-    <w:p>
-      <w:pPr>
-        <w:jc w:val="both"/>
-      </w:pPr>
-      <w:r>
-        <w:rPr>
-          <w:rFonts w:ascii="Times New Roman" w:hAnsi="Times New Roman" w:cs="Times New Roman"/>
-          <w:sz w:val="21"/>
-          <w:sz-cs w:val="21"/>
-        </w:rPr>
-        <w:t xml:space="preserve"/>
-      </w:r>
-    </w:p>
-    <w:p>
-      <w:pPr>
-        <w:jc w:val="both"/>
-      </w:pPr>
-      <w:r>
-        <w:rPr>
-          <w:rFonts w:ascii="Times New Roman" w:hAnsi="Times New Roman" w:cs="Times New Roman"/>
-          <w:sz w:val="21"/>
-          <w:sz-cs w:val="21"/>
-        </w:rPr>
-        <w:t xml:space="preserve"/>
-      </w:r>
-    </w:p>
-    <w:p>
-      <w:pPr>
-        <w:jc w:val="both"/>
-      </w:pPr>
-      <w:r>
-        <w:rPr>
-          <w:rFonts w:ascii="Times New Roman" w:hAnsi="Times New Roman" w:cs="Times New Roman"/>
-          <w:sz w:val="21"/>
-          <w:sz-cs w:val="21"/>
-        </w:rPr>
-        <w:t xml:space="preserve"/>
-      </w:r>
-    </w:p>
-    <w:p>
-      <w:pPr>
-        <w:jc w:val="both"/>
-      </w:pPr>
-      <w:r>
-        <w:rPr>
-          <w:rFonts w:ascii="Times New Roman" w:hAnsi="Times New Roman" w:cs="Times New Roman"/>
-          <w:sz w:val="21"/>
-          <w:sz-cs w:val="21"/>
-        </w:rPr>
-        <w:t xml:space="preserve"/>
-      </w:r>
-    </w:p>
-    <w:p>
-      <w:pPr>
-        <w:jc w:val="both"/>
-      </w:pPr>
-      <w:r>
-        <w:rPr>
-          <w:rFonts w:ascii="Times New Roman" w:hAnsi="Times New Roman" w:cs="Times New Roman"/>
-          <w:sz w:val="21"/>
-          <w:sz-cs w:val="21"/>
+          <w:szCs w:val="22"/>
+        </w:rPr>
+        <w:t xml:space="preserve"/>
+      </w:r>
+    </w:p>
+    <w:p>
+      <w:pPr>
+        <w:jc w:val="both"/>
+      </w:pPr>
+      <w:r>
+        <w:rPr>
+          <w:rFonts w:ascii="Times" w:hAnsi="Times" w:cs="Times"/>
+          <w:sz w:val="24"/>
+          <w:szCs w:val="24"/>
+        </w:rPr>
+        <w:t xml:space="preserve"/>
+      </w:r>
+    </w:p>
+    <w:p>
+      <w:pPr>
+        <w:jc w:val="both"/>
+      </w:pPr>
+      <w:r>
+        <w:rPr>
+          <w:rFonts w:ascii="Times" w:hAnsi="Times" w:cs="Times"/>
+          <w:sz w:val="24"/>
+          <w:szCs w:val="24"/>
+        </w:rPr>
+        <w:t xml:space="preserve"/>
+      </w:r>
+    </w:p>
+    <w:p>
+      <w:pPr>
+        <w:jc w:val="both"/>
+      </w:pPr>
+      <w:r>
+        <w:rPr>
+          <w:rFonts w:ascii="Times" w:hAnsi="Times" w:cs="Times"/>
+          <w:sz w:val="24"/>
+          <w:szCs w:val="24"/>
+        </w:rPr>
+        <w:t xml:space="preserve"/>
+      </w:r>
+    </w:p>
+    <w:p>
+      <w:pPr>
+        <w:jc w:val="both"/>
+      </w:pPr>
+      <w:r>
+        <w:rPr>
+          <w:rFonts w:ascii="Times" w:hAnsi="Times" w:cs="Times"/>
+          <w:sz w:val="24"/>
+          <w:szCs w:val="24"/>
+        </w:rPr>
+        <w:t xml:space="preserve"/>
+      </w:r>
+    </w:p>
+    <w:p>
+      <w:pPr>
+        <w:jc w:val="both"/>
+      </w:pPr>
+      <w:r>
+        <w:rPr>
+          <w:rFonts w:ascii="Times" w:hAnsi="Times" w:cs="Times"/>
+          <w:sz w:val="24"/>
+          <w:szCs w:val="24"/>
+        </w:rPr>
+        <w:t xml:space="preserve"/>
+      </w:r>
+    </w:p>
+    <w:p>
+      <w:pPr>
+        <w:jc w:val="both"/>
+      </w:pPr>
+      <w:r>
+        <w:rPr>
+          <w:rFonts w:ascii="Times" w:hAnsi="Times" w:cs="Times"/>
+          <w:sz w:val="24"/>
+          <w:szCs w:val="24"/>
+        </w:rPr>
+        <w:t xml:space="preserve"/>
+      </w:r>
+    </w:p>
+    <w:p>
+      <w:pPr>
+        <w:jc w:val="both"/>
+      </w:pPr>
+      <w:r>
+        <w:rPr>
+          <w:rFonts w:ascii="Times" w:hAnsi="Times" w:cs="Times"/>
+          <w:sz w:val="24"/>
+          <w:szCs w:val="24"/>
+        </w:rPr>
+        <w:t xml:space="preserve"/>
+      </w:r>
+    </w:p>
+    <w:p>
+      <w:pPr>
+        <w:jc w:val="both"/>
+      </w:pPr>
+      <w:r>
+        <w:rPr>
+          <w:rFonts w:ascii="Times" w:hAnsi="Times" w:cs="Times"/>
+          <w:sz w:val="24"/>
+          <w:szCs w:val="24"/>
+        </w:rPr>
+        <w:t xml:space="preserve"/>
+      </w:r>
+    </w:p>
+    <w:p>
+      <w:pPr>
+        <w:jc w:val="both"/>
+      </w:pPr>
+      <w:r>
+        <w:rPr>
+          <w:rFonts w:ascii="Times" w:hAnsi="Times" w:cs="Times"/>
+          <w:sz w:val="24"/>
+          <w:szCs w:val="24"/>
+        </w:rPr>
+        <w:t xml:space="preserve"/>
+      </w:r>
+    </w:p>
+    <w:p>
+      <w:pPr>
+        <w:jc w:val="both"/>
+      </w:pPr>
+      <w:r>
+        <w:rPr>
+          <w:rFonts w:ascii="Times" w:hAnsi="Times" w:cs="Times"/>
+          <w:sz w:val="24"/>
+          <w:szCs w:val="24"/>
+        </w:rPr>
+        <w:t xml:space="preserve"/>
+      </w:r>
+    </w:p>
+    <w:p>
+      <w:pPr>
+        <w:jc w:val="both"/>
+      </w:pPr>
+      <w:r>
+        <w:rPr>
+          <w:rFonts w:ascii="Times New Roman" w:hAnsi="Times New Roman" w:cs="Times New Roman"/>
+          <w:sz w:val="21"/>
+          <w:szCs w:val="21"/>
+        </w:rPr>
+        <w:t xml:space="preserve"/>
+      </w:r>
+    </w:p>
+    <w:p>
+      <w:pPr>
+        <w:jc w:val="both"/>
+      </w:pPr>
+      <w:r>
+        <w:rPr>
+          <w:rFonts w:ascii="Times New Roman" w:hAnsi="Times New Roman" w:cs="Times New Roman"/>
+          <w:sz w:val="21"/>
+          <w:szCs w:val="21"/>
+        </w:rPr>
+        <w:t xml:space="preserve"/>
+      </w:r>
+    </w:p>
+    <w:p>
+      <w:pPr>
+        <w:jc w:val="both"/>
+      </w:pPr>
+      <w:r>
+        <w:rPr>
+          <w:rFonts w:ascii="Times New Roman" w:hAnsi="Times New Roman" w:cs="Times New Roman"/>
+          <w:sz w:val="21"/>
+          <w:szCs w:val="21"/>
+        </w:rPr>
+        <w:t xml:space="preserve"/>
+      </w:r>
+    </w:p>
+    <w:p>
+      <w:pPr>
+        <w:jc w:val="both"/>
+      </w:pPr>
+      <w:r>
+        <w:rPr>
+          <w:rFonts w:ascii="Times New Roman" w:hAnsi="Times New Roman" w:cs="Times New Roman"/>
+          <w:sz w:val="21"/>
+          <w:szCs w:val="21"/>
+        </w:rPr>
+        <w:t xml:space="preserve"/>
+      </w:r>
+    </w:p>
+    <w:p>
+      <w:pPr>
+        <w:jc w:val="both"/>
+      </w:pPr>
+      <w:r>
+        <w:rPr>
+          <w:rFonts w:ascii="Times New Roman" w:hAnsi="Times New Roman" w:cs="Times New Roman"/>
+          <w:sz w:val="21"/>
+          <w:szCs w:val="21"/>
+        </w:rPr>
+        <w:t xml:space="preserve"/>
+      </w:r>
+    </w:p>
+    <w:p>
+      <w:pPr>
+        <w:jc w:val="both"/>
+      </w:pPr>
+      <w:r>
+        <w:rPr>
+          <w:rFonts w:ascii="Times New Roman" w:hAnsi="Times New Roman" w:cs="Times New Roman"/>
+          <w:sz w:val="21"/>
+          <w:szCs w:val="21"/>
+        </w:rPr>
+        <w:t xml:space="preserve"/>
+      </w:r>
+    </w:p>
+    <w:p>
+      <w:pPr>
+        <w:jc w:val="both"/>
+      </w:pPr>
+      <w:r>
+        <w:rPr>
+          <w:rFonts w:ascii="Times New Roman" w:hAnsi="Times New Roman" w:cs="Times New Roman"/>
+          <w:sz w:val="21"/>
+          <w:szCs w:val="21"/>
+        </w:rPr>
+        <w:t xml:space="preserve"/>
+      </w:r>
+    </w:p>
+    <w:p>
+      <w:pPr>
+        <w:jc w:val="both"/>
+      </w:pPr>
+      <w:r>
+        <w:rPr>
+          <w:rFonts w:ascii="Times New Roman" w:hAnsi="Times New Roman" w:cs="Times New Roman"/>
+          <w:sz w:val="21"/>
+          <w:szCs w:val="21"/>
+        </w:rPr>
+        <w:t xml:space="preserve"/>
+      </w:r>
+    </w:p>
+    <w:p>
+      <w:pPr>
+        <w:jc w:val="both"/>
+      </w:pPr>
+      <w:r>
+        <w:rPr>
+          <w:rFonts w:ascii="Times New Roman" w:hAnsi="Times New Roman" w:cs="Times New Roman"/>
+          <w:sz w:val="21"/>
+          <w:szCs w:val="21"/>
+        </w:rPr>
+        <w:t xml:space="preserve"/>
+      </w:r>
+    </w:p>
+    <w:p>
+      <w:pPr>
+        <w:jc w:val="both"/>
+      </w:pPr>
+      <w:r>
+        <w:rPr>
+          <w:rFonts w:ascii="Times New Roman" w:hAnsi="Times New Roman" w:cs="Times New Roman"/>
+          <w:sz w:val="21"/>
+          <w:szCs w:val="21"/>
+        </w:rPr>
+        <w:t xml:space="preserve"/>
+      </w:r>
+    </w:p>
+    <w:p>
+      <w:pPr>
+        <w:jc w:val="both"/>
+      </w:pPr>
+      <w:r>
+        <w:rPr>
+          <w:rFonts w:ascii="Times New Roman" w:hAnsi="Times New Roman" w:cs="Times New Roman"/>
+          <w:sz w:val="21"/>
+          <w:szCs w:val="21"/>
         </w:rPr>
         <w:t xml:space="preserve"/>
       </w:r>

--- a/soufu-generator/template.docx
+++ b/soufu-generator/template.docx
@@ -17,7 +17,7 @@
     </w:p>
     <w:p>
       <w:pPr>
-        <w:ind w:first-line="360"/>
+        <w:ind w:firstLine="360"/>
         <w:jc w:val="both"/>
       </w:pPr>
       <w:r>
@@ -32,8 +32,7 @@
     </w:p>
     <w:p>
       <w:pPr>
-        <w:ind w:left="5506" w:first-line="720"/>
-        <w:jc w:val="both"/>
+        <w:jc w:val="right"/>
       </w:pPr>
       <w:r>
         <w:rPr>
@@ -46,8 +45,7 @@
     </w:p>
     <w:p>
       <w:pPr>
-        <w:ind w:first-line="6240"/>
-        <w:jc w:val="both"/>
+        <w:jc w:val="right"/>
       </w:pPr>
       <w:r>
         <w:rPr>
@@ -60,8 +58,7 @@
     </w:p>
     <w:p>
       <w:pPr>
-        <w:ind w:first-line="240"/>
-        <w:jc w:val="both"/>
+        <w:jc w:val="right"/>
       </w:pPr>
       <w:r>
         <w:rPr>
@@ -74,7 +71,7 @@
     </w:p>
     <w:p>
       <w:pPr>
-        <w:jc w:val="both"/>
+        <w:jc w:val="right"/>
       </w:pPr>
       <w:r>
         <w:rPr>
@@ -87,8 +84,7 @@
     </w:p>
     <w:p>
       <w:pPr>
-        <w:ind w:first-line="6240"/>
-        <w:jc w:val="both"/>
+        <w:jc w:val="right"/>
       </w:pPr>
       <w:r>
         <w:rPr>
@@ -101,8 +97,7 @@
     </w:p>
     <w:p>
       <w:pPr>
-        <w:ind w:first-line="6240"/>
-        <w:jc w:val="both"/>
+        <w:jc w:val="right"/>
       </w:pPr>
       <w:r>
         <w:rPr>
